--- a/golf/pga_drive_putt/PGACorrelationsNoTech.docx
+++ b/golf/pga_drive_putt/PGACorrelationsNoTech.docx
@@ -1,6 +1,6 @@
 
 <file path=word/document.xml><?xml version="1.0" encoding="utf-8"?>
-<w:document xmlns:wpc="http://schemas.microsoft.com/office/word/2010/wordprocessingCanvas" xmlns:cx="http://schemas.microsoft.com/office/drawing/2014/chartex" xmlns:cx1="http://schemas.microsoft.com/office/drawing/2015/9/8/chartex" xmlns:cx2="http://schemas.microsoft.com/office/drawing/2015/10/21/chartex" xmlns:cx3="http://schemas.microsoft.com/office/drawing/2016/5/9/chartex" xmlns:cx4="http://schemas.microsoft.com/office/drawing/2016/5/10/chartex" xmlns:cx5="http://schemas.microsoft.com/office/drawing/2016/5/11/chartex" xmlns:cx6="http://schemas.microsoft.com/office/drawing/2016/5/12/chartex" xmlns:cx7="http://schemas.microsoft.com/office/drawing/2016/5/13/chartex" xmlns:cx8="http://schemas.microsoft.com/office/drawing/2016/5/14/chartex" xmlns:mc="http://schemas.openxmlformats.org/markup-compatibility/2006" xmlns:aink="http://schemas.microsoft.com/office/drawing/2016/ink" xmlns:am3d="http://schemas.microsoft.com/office/drawing/2017/model3d" xmlns:o="urn:schemas-microsoft-com:office:office" xmlns:oel="http://schemas.microsoft.com/office/2019/extlst" xmlns:r="http://schemas.openxmlformats.org/officeDocument/2006/relationships" xmlns:m="http://schemas.openxmlformats.org/officeDocument/2006/math" xmlns:v="urn:schemas-microsoft-com:vml" xmlns:wp14="http://schemas.microsoft.com/office/word/2010/wordprocessingDrawing" xmlns:wp="http://schemas.openxmlformats.org/drawingml/2006/wordprocessingDrawing" xmlns:w10="urn:schemas-microsoft-com:office:word" xmlns:w="http://schemas.openxmlformats.org/wordprocessingml/2006/main" xmlns:w14="http://schemas.microsoft.com/office/word/2010/wordml" xmlns:w15="http://schemas.microsoft.com/office/word/2012/wordml" xmlns:w16cex="http://schemas.microsoft.com/office/word/2018/wordml/cex" xmlns:w16cid="http://schemas.microsoft.com/office/word/2016/wordml/cid" xmlns:w16="http://schemas.microsoft.com/office/word/2018/wordml" xmlns:w16du="http://schemas.microsoft.com/office/word/2023/wordml/word16du" xmlns:w16sdtdh="http://schemas.microsoft.com/office/word/2020/wordml/sdtdatahash" xmlns:w16se="http://schemas.microsoft.com/office/word/2015/wordml/symex" xmlns:wpg="http://schemas.microsoft.com/office/word/2010/wordprocessingGroup" xmlns:wpi="http://schemas.microsoft.com/office/word/2010/wordprocessingInk" xmlns:wne="http://schemas.microsoft.com/office/word/2006/wordml" xmlns:wps="http://schemas.microsoft.com/office/word/2010/wordprocessingShape" mc:Ignorable="w14 w15 w16se w16cid w16 w16cex w16sdtdh wp14">
+<w:document xmlns:wpc="http://schemas.microsoft.com/office/word/2010/wordprocessingCanvas" xmlns:cx="http://schemas.microsoft.com/office/drawing/2014/chartex" xmlns:cx1="http://schemas.microsoft.com/office/drawing/2015/9/8/chartex" xmlns:cx2="http://schemas.microsoft.com/office/drawing/2015/10/21/chartex" xmlns:cx3="http://schemas.microsoft.com/office/drawing/2016/5/9/chartex" xmlns:cx4="http://schemas.microsoft.com/office/drawing/2016/5/10/chartex" xmlns:cx5="http://schemas.microsoft.com/office/drawing/2016/5/11/chartex" xmlns:cx6="http://schemas.microsoft.com/office/drawing/2016/5/12/chartex" xmlns:cx7="http://schemas.microsoft.com/office/drawing/2016/5/13/chartex" xmlns:cx8="http://schemas.microsoft.com/office/drawing/2016/5/14/chartex" xmlns:mc="http://schemas.openxmlformats.org/markup-compatibility/2006" xmlns:aink="http://schemas.microsoft.com/office/drawing/2016/ink" xmlns:am3d="http://schemas.microsoft.com/office/drawing/2017/model3d" xmlns:o="urn:schemas-microsoft-com:office:office" xmlns:oel="http://schemas.microsoft.com/office/2019/extlst" xmlns:r="http://schemas.openxmlformats.org/officeDocument/2006/relationships" xmlns:m="http://schemas.openxmlformats.org/officeDocument/2006/math" xmlns:v="urn:schemas-microsoft-com:vml" xmlns:wp14="http://schemas.microsoft.com/office/word/2010/wordprocessingDrawing" xmlns:wp="http://schemas.openxmlformats.org/drawingml/2006/wordprocessingDrawing" xmlns:w10="urn:schemas-microsoft-com:office:word" xmlns:w="http://schemas.openxmlformats.org/wordprocessingml/2006/main" xmlns:w14="http://schemas.microsoft.com/office/word/2010/wordml" xmlns:w15="http://schemas.microsoft.com/office/word/2012/wordml" xmlns:w16cex="http://schemas.microsoft.com/office/word/2018/wordml/cex" xmlns:w16cid="http://schemas.microsoft.com/office/word/2016/wordml/cid" xmlns:w16="http://schemas.microsoft.com/office/word/2018/wordml" xmlns:w16du="http://schemas.microsoft.com/office/word/2023/wordml/word16du" xmlns:w16sdtdh="http://schemas.microsoft.com/office/word/2020/wordml/sdtdatahash" xmlns:w16sdtfl="http://schemas.microsoft.com/office/word/2024/wordml/sdtformatlock" xmlns:w16se="http://schemas.microsoft.com/office/word/2015/wordml/symex" xmlns:wpg="http://schemas.microsoft.com/office/word/2010/wordprocessingGroup" xmlns:wpi="http://schemas.microsoft.com/office/word/2010/wordprocessingInk" xmlns:wne="http://schemas.microsoft.com/office/word/2006/wordml" xmlns:wps="http://schemas.microsoft.com/office/word/2010/wordprocessingShape" mc:Ignorable="w14 w15 w16se w16cid w16 w16cex w16sdtdh w16sdtfl w16du wp14">
   <w:body>
     <w:p>
       <w:pPr>
@@ -24,8 +24,66 @@
       <w:pPr>
         <w:ind w:firstLine="720"/>
       </w:pPr>
-      <w:r>
-        <w:t>Golf is a sport where you hit a ball into a series of holes with as few strokes as possible. The two most important strokes are the drive and the putt. The drive is the first stroke used to hit the ball as far as possible from the tee box towards the hole, while the putt is the final stroke used to roll the ball into the hole on the green.</w:t>
+      <w:bookmarkStart w:id="0" w:name="_Hlk211954580"/>
+      <w:r>
+        <w:t xml:space="preserve">Golf is a sport where you hit a ball into </w:t>
+      </w:r>
+      <w:r>
+        <w:t>a</w:t>
+      </w:r>
+      <w:r>
+        <w:t xml:space="preserve"> hole with as few strokes as possible. </w:t>
+      </w:r>
+      <w:r>
+        <w:t xml:space="preserve">Two </w:t>
+      </w:r>
+      <w:r>
+        <w:t>important strokes are drive</w:t>
+      </w:r>
+      <w:r>
+        <w:t>s</w:t>
+      </w:r>
+      <w:r>
+        <w:t xml:space="preserve"> and putt</w:t>
+      </w:r>
+      <w:r>
+        <w:t>s</w:t>
+      </w:r>
+      <w:r>
+        <w:t xml:space="preserve">. </w:t>
+      </w:r>
+      <w:r>
+        <w:t>A</w:t>
+      </w:r>
+      <w:r>
+        <w:t xml:space="preserve"> drive is </w:t>
+      </w:r>
+      <w:r>
+        <w:t xml:space="preserve">the first stroke used to hit the ball as far </w:t>
+      </w:r>
+      <w:r>
+        <w:t xml:space="preserve">as possible from the tee box towards the hole, while </w:t>
+      </w:r>
+      <w:r>
+        <w:t>a</w:t>
+      </w:r>
+      <w:r>
+        <w:t xml:space="preserve"> putt </w:t>
+      </w:r>
+      <w:r>
+        <w:t xml:space="preserve">is </w:t>
+      </w:r>
+      <w:r>
+        <w:t xml:space="preserve">an attempt to </w:t>
+      </w:r>
+      <w:r>
+        <w:t xml:space="preserve"> roll the ball into the hole </w:t>
+      </w:r>
+      <w:r>
+        <w:t xml:space="preserve">from on </w:t>
+      </w:r>
+      <w:r>
+        <w:t>the green.</w:t>
       </w:r>
     </w:p>
     <w:p>
@@ -33,7 +91,19 @@
         <w:ind w:firstLine="720"/>
       </w:pPr>
       <w:r>
-        <w:t xml:space="preserve">The PGA2022 data set has statistics with variables for driving (Average Driving Distance, Driving Accuracy Percentage, and Strokes Gained Off the Tee), putting (Average Putts Per Round, One Putt Percentage, and Strokes Gained Putts), and measured success (Scoring Average, Money, and </w:t>
+        <w:t>The PGA2022 data set has statistics with variables for driving (Average Driving Distance, Driving Accuracy Percentage, and Strokes Gained Off the Tee), putting (Average Putts Per Round, One Putt Percentage, and Strokes Gained Putt</w:t>
+      </w:r>
+      <w:r>
+        <w:t>ing</w:t>
+      </w:r>
+      <w:r>
+        <w:t>), and measured success (Scoring Average, Money</w:t>
+      </w:r>
+      <w:r>
+        <w:t xml:space="preserve"> won </w:t>
+      </w:r>
+      <w:r>
+        <w:t xml:space="preserve">, and </w:t>
       </w:r>
       <w:proofErr w:type="spellStart"/>
       <w:r>
@@ -41,8 +111,56 @@
       </w:r>
       <w:proofErr w:type="spellEnd"/>
       <w:r>
-        <w:t xml:space="preserve"> Points) with other variables such as Player Name, Country, and Tournament.</w:t>
-      </w:r>
+        <w:t xml:space="preserve"> Points).</w:t>
+      </w:r>
+      <w:r>
+        <w:t xml:space="preserve"> </w:t>
+      </w:r>
+      <w:r>
+        <w:t xml:space="preserve">Note that each </w:t>
+      </w:r>
+      <w:proofErr w:type="gramStart"/>
+      <w:r>
+        <w:t>putt</w:t>
+      </w:r>
+      <w:proofErr w:type="gramEnd"/>
+      <w:r>
+        <w:t xml:space="preserve"> taken contributes to each of the Average Putts Per Round, Stokes Gained Putting</w:t>
+      </w:r>
+      <w:r>
+        <w:rPr>
+          <w:rStyle w:val="FootnoteReference"/>
+        </w:rPr>
+        <w:footnoteReference w:id="1"/>
+      </w:r>
+      <w:r>
+        <w:t xml:space="preserve">, and Scoring Average variables. </w:t>
+      </w:r>
+      <w:r>
+        <w:t xml:space="preserve">There are 1376 rows in the dataset, with each row summarizing the results for a single golfer in one tournament. </w:t>
+      </w:r>
+    </w:p>
+    <w:bookmarkEnd w:id="0"/>
+    <w:p>
+      <w:pPr>
+        <w:ind w:firstLine="720"/>
+      </w:pPr>
+      <w:r>
+        <w:t xml:space="preserve">Here is a matrix showing the </w:t>
+      </w:r>
+      <w:proofErr w:type="gramStart"/>
+      <w:r>
+        <w:t>correlations</w:t>
+      </w:r>
+      <w:proofErr w:type="gramEnd"/>
+      <w:r>
+        <w:t xml:space="preserve"> between all pairs of quantitative variables in this dataset.  Note that </w:t>
+      </w:r>
+      <w:bookmarkStart w:id="1" w:name="_Hlk211954612"/>
+      <w:r>
+        <w:t xml:space="preserve">for this size sample a correlation as small as 0.055 still provides evidence of a discernible association between the two variables. </w:t>
+      </w:r>
+      <w:bookmarkEnd w:id="1"/>
     </w:p>
     <w:tbl>
       <w:tblPr>
@@ -344,7 +462,14 @@
                 <w:sz w:val="18"/>
                 <w:szCs w:val="18"/>
               </w:rPr>
-              <w:t>-0.259</w:t>
+              <w:t>-0.2</w:t>
+            </w:r>
+            <w:r>
+              <w:rPr>
+                <w:sz w:val="18"/>
+                <w:szCs w:val="18"/>
+              </w:rPr>
+              <w:t>62</w:t>
             </w:r>
           </w:p>
         </w:tc>
@@ -365,7 +490,21 @@
                 <w:sz w:val="18"/>
                 <w:szCs w:val="18"/>
               </w:rPr>
-              <w:t>0.290</w:t>
+              <w:t>0.2</w:t>
+            </w:r>
+            <w:r>
+              <w:rPr>
+                <w:sz w:val="18"/>
+                <w:szCs w:val="18"/>
+              </w:rPr>
+              <w:t>9</w:t>
+            </w:r>
+            <w:r>
+              <w:rPr>
+                <w:sz w:val="18"/>
+                <w:szCs w:val="18"/>
+              </w:rPr>
+              <w:t>4</w:t>
             </w:r>
           </w:p>
         </w:tc>
@@ -386,7 +525,14 @@
                 <w:sz w:val="18"/>
                 <w:szCs w:val="18"/>
               </w:rPr>
-              <w:t>0.113</w:t>
+              <w:t>0.11</w:t>
+            </w:r>
+            <w:r>
+              <w:rPr>
+                <w:sz w:val="18"/>
+                <w:szCs w:val="18"/>
+              </w:rPr>
+              <w:t>8</w:t>
             </w:r>
           </w:p>
         </w:tc>
@@ -407,7 +553,21 @@
                 <w:sz w:val="18"/>
                 <w:szCs w:val="18"/>
               </w:rPr>
-              <w:t>-0.085</w:t>
+              <w:t>-0.0</w:t>
+            </w:r>
+            <w:r>
+              <w:rPr>
+                <w:sz w:val="18"/>
+                <w:szCs w:val="18"/>
+              </w:rPr>
+              <w:t>8</w:t>
+            </w:r>
+            <w:r>
+              <w:rPr>
+                <w:sz w:val="18"/>
+                <w:szCs w:val="18"/>
+              </w:rPr>
+              <w:t>9</w:t>
             </w:r>
           </w:p>
         </w:tc>
@@ -449,7 +609,14 @@
                 <w:sz w:val="18"/>
                 <w:szCs w:val="18"/>
               </w:rPr>
-              <w:t>-0.179</w:t>
+              <w:t>-0.1</w:t>
+            </w:r>
+            <w:r>
+              <w:rPr>
+                <w:sz w:val="18"/>
+                <w:szCs w:val="18"/>
+              </w:rPr>
+              <w:t>84</w:t>
             </w:r>
           </w:p>
         </w:tc>
@@ -491,7 +658,14 @@
                 <w:sz w:val="18"/>
                 <w:szCs w:val="18"/>
               </w:rPr>
-              <w:t>0.084</w:t>
+              <w:t>0.08</w:t>
+            </w:r>
+            <w:r>
+              <w:rPr>
+                <w:sz w:val="18"/>
+                <w:szCs w:val="18"/>
+              </w:rPr>
+              <w:t>4</w:t>
             </w:r>
           </w:p>
         </w:tc>
@@ -537,7 +711,14 @@
                 <w:sz w:val="18"/>
                 <w:szCs w:val="18"/>
               </w:rPr>
-              <w:t>-0.259</w:t>
+              <w:t>-0.2</w:t>
+            </w:r>
+            <w:r>
+              <w:rPr>
+                <w:sz w:val="18"/>
+                <w:szCs w:val="18"/>
+              </w:rPr>
+              <w:t>62</w:t>
             </w:r>
           </w:p>
         </w:tc>
@@ -579,7 +760,14 @@
                 <w:sz w:val="18"/>
                 <w:szCs w:val="18"/>
               </w:rPr>
-              <w:t>0.407</w:t>
+              <w:t>0.</w:t>
+            </w:r>
+            <w:r>
+              <w:rPr>
+                <w:sz w:val="18"/>
+                <w:szCs w:val="18"/>
+              </w:rPr>
+              <w:t>393</w:t>
             </w:r>
           </w:p>
         </w:tc>
@@ -600,7 +788,14 @@
                 <w:sz w:val="18"/>
                 <w:szCs w:val="18"/>
               </w:rPr>
-              <w:t>0.117</w:t>
+              <w:t>0.11</w:t>
+            </w:r>
+            <w:r>
+              <w:rPr>
+                <w:sz w:val="18"/>
+                <w:szCs w:val="18"/>
+              </w:rPr>
+              <w:t>1</w:t>
             </w:r>
           </w:p>
         </w:tc>
@@ -642,7 +837,14 @@
                 <w:sz w:val="18"/>
                 <w:szCs w:val="18"/>
               </w:rPr>
-              <w:t>-0.033</w:t>
+              <w:t>-0.03</w:t>
+            </w:r>
+            <w:r>
+              <w:rPr>
+                <w:sz w:val="18"/>
+                <w:szCs w:val="18"/>
+              </w:rPr>
+              <w:t>6</w:t>
             </w:r>
           </w:p>
         </w:tc>
@@ -663,7 +865,14 @@
                 <w:sz w:val="18"/>
                 <w:szCs w:val="18"/>
               </w:rPr>
-              <w:t>-0.223</w:t>
+              <w:t>-0.2</w:t>
+            </w:r>
+            <w:r>
+              <w:rPr>
+                <w:sz w:val="18"/>
+                <w:szCs w:val="18"/>
+              </w:rPr>
+              <w:t>14</w:t>
             </w:r>
           </w:p>
         </w:tc>
@@ -751,7 +960,21 @@
                 <w:sz w:val="18"/>
                 <w:szCs w:val="18"/>
               </w:rPr>
-              <w:t>0.290</w:t>
+              <w:t>0.2</w:t>
+            </w:r>
+            <w:r>
+              <w:rPr>
+                <w:sz w:val="18"/>
+                <w:szCs w:val="18"/>
+              </w:rPr>
+              <w:t>9</w:t>
+            </w:r>
+            <w:r>
+              <w:rPr>
+                <w:sz w:val="18"/>
+                <w:szCs w:val="18"/>
+              </w:rPr>
+              <w:t>4</w:t>
             </w:r>
           </w:p>
         </w:tc>
@@ -772,7 +995,14 @@
                 <w:sz w:val="18"/>
                 <w:szCs w:val="18"/>
               </w:rPr>
-              <w:t>0.407</w:t>
+              <w:t>0.</w:t>
+            </w:r>
+            <w:r>
+              <w:rPr>
+                <w:sz w:val="18"/>
+                <w:szCs w:val="18"/>
+              </w:rPr>
+              <w:t>393</w:t>
             </w:r>
           </w:p>
         </w:tc>
@@ -814,7 +1044,14 @@
                 <w:sz w:val="18"/>
                 <w:szCs w:val="18"/>
               </w:rPr>
-              <w:t>0.192</w:t>
+              <w:t>0.1</w:t>
+            </w:r>
+            <w:r>
+              <w:rPr>
+                <w:sz w:val="18"/>
+                <w:szCs w:val="18"/>
+              </w:rPr>
+              <w:t>85</w:t>
             </w:r>
           </w:p>
         </w:tc>
@@ -835,7 +1072,14 @@
                 <w:sz w:val="18"/>
                 <w:szCs w:val="18"/>
               </w:rPr>
-              <w:t>-0.172</w:t>
+              <w:t>-0.1</w:t>
+            </w:r>
+            <w:r>
+              <w:rPr>
+                <w:sz w:val="18"/>
+                <w:szCs w:val="18"/>
+              </w:rPr>
+              <w:t>68</w:t>
             </w:r>
           </w:p>
         </w:tc>
@@ -856,7 +1100,14 @@
                 <w:sz w:val="18"/>
                 <w:szCs w:val="18"/>
               </w:rPr>
-              <w:t>-0.140</w:t>
+              <w:t>-0.1</w:t>
+            </w:r>
+            <w:r>
+              <w:rPr>
+                <w:sz w:val="18"/>
+                <w:szCs w:val="18"/>
+              </w:rPr>
+              <w:t>38</w:t>
             </w:r>
           </w:p>
         </w:tc>
@@ -877,7 +1128,14 @@
                 <w:sz w:val="18"/>
                 <w:szCs w:val="18"/>
               </w:rPr>
-              <w:t>-0.334</w:t>
+              <w:t>-0.33</w:t>
+            </w:r>
+            <w:r>
+              <w:rPr>
+                <w:sz w:val="18"/>
+                <w:szCs w:val="18"/>
+              </w:rPr>
+              <w:t>1</w:t>
             </w:r>
           </w:p>
         </w:tc>
@@ -965,7 +1223,14 @@
                 <w:sz w:val="18"/>
                 <w:szCs w:val="18"/>
               </w:rPr>
-              <w:t>0.113</w:t>
+              <w:t>0.11</w:t>
+            </w:r>
+            <w:r>
+              <w:rPr>
+                <w:sz w:val="18"/>
+                <w:szCs w:val="18"/>
+              </w:rPr>
+              <w:t>8</w:t>
             </w:r>
           </w:p>
         </w:tc>
@@ -986,7 +1251,14 @@
                 <w:sz w:val="18"/>
                 <w:szCs w:val="18"/>
               </w:rPr>
-              <w:t>0.117</w:t>
+              <w:t>0.11</w:t>
+            </w:r>
+            <w:r>
+              <w:rPr>
+                <w:sz w:val="18"/>
+                <w:szCs w:val="18"/>
+              </w:rPr>
+              <w:t>1</w:t>
             </w:r>
           </w:p>
         </w:tc>
@@ -1007,7 +1279,14 @@
                 <w:sz w:val="18"/>
                 <w:szCs w:val="18"/>
               </w:rPr>
-              <w:t>0.192</w:t>
+              <w:t>0.1</w:t>
+            </w:r>
+            <w:r>
+              <w:rPr>
+                <w:sz w:val="18"/>
+                <w:szCs w:val="18"/>
+              </w:rPr>
+              <w:t>85</w:t>
             </w:r>
           </w:p>
         </w:tc>
@@ -1049,7 +1328,14 @@
                 <w:sz w:val="18"/>
                 <w:szCs w:val="18"/>
               </w:rPr>
-              <w:t>-0.900</w:t>
+              <w:t>-0.</w:t>
+            </w:r>
+            <w:r>
+              <w:rPr>
+                <w:sz w:val="18"/>
+                <w:szCs w:val="18"/>
+              </w:rPr>
+              <w:t>896</w:t>
             </w:r>
           </w:p>
         </w:tc>
@@ -1070,7 +1356,14 @@
                 <w:sz w:val="18"/>
                 <w:szCs w:val="18"/>
               </w:rPr>
-              <w:t>-0.512</w:t>
+              <w:t>-0.51</w:t>
+            </w:r>
+            <w:r>
+              <w:rPr>
+                <w:sz w:val="18"/>
+                <w:szCs w:val="18"/>
+              </w:rPr>
+              <w:t>6</w:t>
             </w:r>
           </w:p>
         </w:tc>
@@ -1091,7 +1384,14 @@
                 <w:sz w:val="18"/>
                 <w:szCs w:val="18"/>
               </w:rPr>
-              <w:t>0.027</w:t>
+              <w:t>0.0</w:t>
+            </w:r>
+            <w:r>
+              <w:rPr>
+                <w:sz w:val="18"/>
+                <w:szCs w:val="18"/>
+              </w:rPr>
+              <w:t>30</w:t>
             </w:r>
           </w:p>
         </w:tc>
@@ -1179,7 +1479,14 @@
                 <w:sz w:val="18"/>
                 <w:szCs w:val="18"/>
               </w:rPr>
-              <w:t>-0.085</w:t>
+              <w:t>-0.08</w:t>
+            </w:r>
+            <w:r>
+              <w:rPr>
+                <w:sz w:val="18"/>
+                <w:szCs w:val="18"/>
+              </w:rPr>
+              <w:t>9</w:t>
             </w:r>
           </w:p>
         </w:tc>
@@ -1200,7 +1507,14 @@
                 <w:sz w:val="18"/>
                 <w:szCs w:val="18"/>
               </w:rPr>
-              <w:t>-0.117</w:t>
+              <w:t>-0.11</w:t>
+            </w:r>
+            <w:r>
+              <w:rPr>
+                <w:sz w:val="18"/>
+                <w:szCs w:val="18"/>
+              </w:rPr>
+              <w:t>6</w:t>
             </w:r>
           </w:p>
         </w:tc>
@@ -1221,7 +1535,14 @@
                 <w:sz w:val="18"/>
                 <w:szCs w:val="18"/>
               </w:rPr>
-              <w:t>-0.172</w:t>
+              <w:t>-0.1</w:t>
+            </w:r>
+            <w:r>
+              <w:rPr>
+                <w:sz w:val="18"/>
+                <w:szCs w:val="18"/>
+              </w:rPr>
+              <w:t>68</w:t>
             </w:r>
           </w:p>
         </w:tc>
@@ -1242,7 +1563,14 @@
                 <w:sz w:val="18"/>
                 <w:szCs w:val="18"/>
               </w:rPr>
-              <w:t>-0.900</w:t>
+              <w:t>-0.</w:t>
+            </w:r>
+            <w:r>
+              <w:rPr>
+                <w:sz w:val="18"/>
+                <w:szCs w:val="18"/>
+              </w:rPr>
+              <w:t>896</w:t>
             </w:r>
           </w:p>
         </w:tc>
@@ -1305,7 +1633,14 @@
                 <w:sz w:val="18"/>
                 <w:szCs w:val="18"/>
               </w:rPr>
-              <w:t>-0.007</w:t>
+              <w:t>-0.00</w:t>
+            </w:r>
+            <w:r>
+              <w:rPr>
+                <w:sz w:val="18"/>
+                <w:szCs w:val="18"/>
+              </w:rPr>
+              <w:t>5</w:t>
             </w:r>
           </w:p>
         </w:tc>
@@ -1414,7 +1749,14 @@
                 <w:sz w:val="18"/>
                 <w:szCs w:val="18"/>
               </w:rPr>
-              <w:t>-0.033</w:t>
+              <w:t>-0.03</w:t>
+            </w:r>
+            <w:r>
+              <w:rPr>
+                <w:sz w:val="18"/>
+                <w:szCs w:val="18"/>
+              </w:rPr>
+              <w:t>6</w:t>
             </w:r>
           </w:p>
         </w:tc>
@@ -1435,7 +1777,14 @@
                 <w:sz w:val="18"/>
                 <w:szCs w:val="18"/>
               </w:rPr>
-              <w:t>-0.139</w:t>
+              <w:t>-0.13</w:t>
+            </w:r>
+            <w:r>
+              <w:rPr>
+                <w:sz w:val="18"/>
+                <w:szCs w:val="18"/>
+              </w:rPr>
+              <w:t>8</w:t>
             </w:r>
           </w:p>
         </w:tc>
@@ -1456,7 +1805,14 @@
                 <w:sz w:val="18"/>
                 <w:szCs w:val="18"/>
               </w:rPr>
-              <w:t>-0.512</w:t>
+              <w:t>-0.51</w:t>
+            </w:r>
+            <w:r>
+              <w:rPr>
+                <w:sz w:val="18"/>
+                <w:szCs w:val="18"/>
+              </w:rPr>
+              <w:t>6</w:t>
             </w:r>
           </w:p>
         </w:tc>
@@ -1519,7 +1875,14 @@
                 <w:sz w:val="18"/>
                 <w:szCs w:val="18"/>
               </w:rPr>
-              <w:t>-0.358</w:t>
+              <w:t>-0.35</w:t>
+            </w:r>
+            <w:r>
+              <w:rPr>
+                <w:sz w:val="18"/>
+                <w:szCs w:val="18"/>
+              </w:rPr>
+              <w:t>7</w:t>
             </w:r>
           </w:p>
         </w:tc>
@@ -1607,7 +1970,14 @@
                 <w:sz w:val="18"/>
                 <w:szCs w:val="18"/>
               </w:rPr>
-              <w:t>-0.179</w:t>
+              <w:t>-0.1</w:t>
+            </w:r>
+            <w:r>
+              <w:rPr>
+                <w:sz w:val="18"/>
+                <w:szCs w:val="18"/>
+              </w:rPr>
+              <w:t>84</w:t>
             </w:r>
           </w:p>
         </w:tc>
@@ -1628,7 +1998,14 @@
                 <w:sz w:val="18"/>
                 <w:szCs w:val="18"/>
               </w:rPr>
-              <w:t>-0.223</w:t>
+              <w:t>-0.2</w:t>
+            </w:r>
+            <w:r>
+              <w:rPr>
+                <w:sz w:val="18"/>
+                <w:szCs w:val="18"/>
+              </w:rPr>
+              <w:t>14</w:t>
             </w:r>
           </w:p>
         </w:tc>
@@ -1649,7 +2026,21 @@
                 <w:sz w:val="18"/>
                 <w:szCs w:val="18"/>
               </w:rPr>
-              <w:t>-0.334</w:t>
+              <w:t>-0.</w:t>
+            </w:r>
+            <w:r>
+              <w:rPr>
+                <w:sz w:val="18"/>
+                <w:szCs w:val="18"/>
+              </w:rPr>
+              <w:t>33</w:t>
+            </w:r>
+            <w:r>
+              <w:rPr>
+                <w:sz w:val="18"/>
+                <w:szCs w:val="18"/>
+              </w:rPr>
+              <w:t>1</w:t>
             </w:r>
           </w:p>
         </w:tc>
@@ -1670,7 +2061,14 @@
                 <w:sz w:val="18"/>
                 <w:szCs w:val="18"/>
               </w:rPr>
-              <w:t>0.027</w:t>
+              <w:t>0.0</w:t>
+            </w:r>
+            <w:r>
+              <w:rPr>
+                <w:sz w:val="18"/>
+                <w:szCs w:val="18"/>
+              </w:rPr>
+              <w:t>30</w:t>
             </w:r>
           </w:p>
         </w:tc>
@@ -1691,7 +2089,14 @@
                 <w:sz w:val="18"/>
                 <w:szCs w:val="18"/>
               </w:rPr>
-              <w:t>-0.007</w:t>
+              <w:t>-0.00</w:t>
+            </w:r>
+            <w:r>
+              <w:rPr>
+                <w:sz w:val="18"/>
+                <w:szCs w:val="18"/>
+              </w:rPr>
+              <w:t>5</w:t>
             </w:r>
           </w:p>
         </w:tc>
@@ -1712,7 +2117,14 @@
                 <w:sz w:val="18"/>
                 <w:szCs w:val="18"/>
               </w:rPr>
-              <w:t>-0.358</w:t>
+              <w:t>-0.35</w:t>
+            </w:r>
+            <w:r>
+              <w:rPr>
+                <w:sz w:val="18"/>
+                <w:szCs w:val="18"/>
+              </w:rPr>
+              <w:t>7</w:t>
             </w:r>
           </w:p>
         </w:tc>
@@ -1819,7 +2231,14 @@
                 <w:sz w:val="18"/>
                 <w:szCs w:val="18"/>
               </w:rPr>
-              <w:t>0.059</w:t>
+              <w:t>0.05</w:t>
+            </w:r>
+            <w:r>
+              <w:rPr>
+                <w:sz w:val="18"/>
+                <w:szCs w:val="18"/>
+              </w:rPr>
+              <w:t>9</w:t>
             </w:r>
           </w:p>
         </w:tc>
@@ -1903,7 +2322,14 @@
                 <w:sz w:val="18"/>
                 <w:szCs w:val="18"/>
               </w:rPr>
-              <w:t>0.165</w:t>
+              <w:t>0.16</w:t>
+            </w:r>
+            <w:r>
+              <w:rPr>
+                <w:sz w:val="18"/>
+                <w:szCs w:val="18"/>
+              </w:rPr>
+              <w:t>5</w:t>
             </w:r>
           </w:p>
         </w:tc>
@@ -2230,10 +2656,30 @@
         </w:numPr>
       </w:pPr>
       <w:r>
-        <w:t>Which is a better linear predictor of money, average driving distance or average putts per round? Report the correlation.</w:t>
+        <w:t>Wh</w:t>
+      </w:r>
+      <w:r>
+        <w:t xml:space="preserve">ich is a better </w:t>
+      </w:r>
+      <w:r>
+        <w:t xml:space="preserve">linear </w:t>
+      </w:r>
+      <w:r>
+        <w:t>predictor of</w:t>
+      </w:r>
+      <w:r>
+        <w:t xml:space="preserve"> money</w:t>
+      </w:r>
+      <w:r>
+        <w:t xml:space="preserve"> won in a tournament</w:t>
+      </w:r>
+      <w:r>
+        <w:t>, average driving distance or average putts per round?</w:t>
+      </w:r>
+      <w:r>
+        <w:t xml:space="preserve"> Report the correlation.</w:t>
       </w:r>
     </w:p>
-    <w:p/>
     <w:p/>
     <w:p/>
     <w:p>
@@ -2245,10 +2691,56 @@
         </w:numPr>
       </w:pPr>
       <w:r>
-        <w:t>Which is a better linear predictor of average score, driving strokes gained or putting strokes gained? Report the correlation.</w:t>
+        <w:t>Wh</w:t>
+      </w:r>
+      <w:r>
+        <w:t xml:space="preserve">ich is a better </w:t>
+      </w:r>
+      <w:r>
+        <w:t xml:space="preserve">linear </w:t>
+      </w:r>
+      <w:r>
+        <w:t>predictor of</w:t>
+      </w:r>
+      <w:r>
+        <w:t xml:space="preserve"> average score, </w:t>
+      </w:r>
+      <w:r>
+        <w:t xml:space="preserve">driving </w:t>
+      </w:r>
+      <w:r>
+        <w:t>strokes gained</w:t>
+      </w:r>
+      <w:r>
+        <w:t xml:space="preserve"> </w:t>
+      </w:r>
+      <w:r>
+        <w:t>or</w:t>
+      </w:r>
+      <w:r>
+        <w:t xml:space="preserve"> </w:t>
+      </w:r>
+      <w:r>
+        <w:t xml:space="preserve">putting </w:t>
+      </w:r>
+      <w:r>
+        <w:t>strokes gained</w:t>
+      </w:r>
+      <w:r>
+        <w:t>?</w:t>
+      </w:r>
+      <w:r>
+        <w:t xml:space="preserve"> </w:t>
+      </w:r>
+      <w:proofErr w:type="gramStart"/>
+      <w:r>
+        <w:t>Report</w:t>
+      </w:r>
+      <w:proofErr w:type="gramEnd"/>
+      <w:r>
+        <w:t xml:space="preserve"> the correlation.</w:t>
       </w:r>
     </w:p>
-    <w:p/>
     <w:p/>
     <w:p/>
     <w:p>
@@ -2260,7 +2752,19 @@
         </w:numPr>
       </w:pPr>
       <w:r>
-        <w:t xml:space="preserve">Which is a better linear predictor of </w:t>
+        <w:t>Wh</w:t>
+      </w:r>
+      <w:r>
+        <w:t xml:space="preserve">ich is a better </w:t>
+      </w:r>
+      <w:r>
+        <w:t xml:space="preserve">linear </w:t>
+      </w:r>
+      <w:r>
+        <w:t>predictor of</w:t>
+      </w:r>
+      <w:r>
+        <w:t xml:space="preserve"> </w:t>
       </w:r>
       <w:proofErr w:type="spellStart"/>
       <w:r>
@@ -2268,11 +2772,15 @@
       </w:r>
       <w:proofErr w:type="spellEnd"/>
       <w:r>
-        <w:t xml:space="preserve"> points, driving percentage or one putt percentage? Report the correlation.</w:t>
+        <w:t xml:space="preserve"> points, driving percentage or one putt percentage?</w:t>
+      </w:r>
+      <w:r>
+        <w:t xml:space="preserve"> Report the cor</w:t>
+      </w:r>
+      <w:r>
+        <w:t>relation.</w:t>
       </w:r>
     </w:p>
-    <w:p/>
-    <w:p/>
     <w:p/>
     <w:p/>
     <w:p>
@@ -2283,9 +2791,18 @@
           <w:numId w:val="1"/>
         </w:numPr>
       </w:pPr>
-      <w:r>
-        <w:lastRenderedPageBreak/>
-        <w:t xml:space="preserve">Look at the correlation matrix above between the Drive Variables and the Success Variables and do the same between the Putt Variables and the Success Variables. </w:t>
+      <w:bookmarkStart w:id="2" w:name="_Hlk211954673"/>
+      <w:r>
+        <w:t>Look at the correlation</w:t>
+      </w:r>
+      <w:r>
+        <w:t xml:space="preserve"> matrix above </w:t>
+      </w:r>
+      <w:r>
+        <w:t>between the Drive Variables and the Success Variables and do the same between the Putt Variables and the Success Variables.</w:t>
+      </w:r>
+      <w:r>
+        <w:t xml:space="preserve"> </w:t>
       </w:r>
     </w:p>
     <w:p>
@@ -2303,19 +2820,40 @@
         </w:numPr>
       </w:pPr>
       <w:r>
-        <w:t>Between which drive variable and success variable is the correlation the strongest? Report the correlation.</w:t>
+        <w:t xml:space="preserve">Between which </w:t>
+      </w:r>
+      <w:r>
+        <w:t xml:space="preserve">drive </w:t>
+      </w:r>
+      <w:r>
+        <w:t>variable</w:t>
+      </w:r>
+      <w:r>
+        <w:t xml:space="preserve"> and success variable</w:t>
+      </w:r>
+      <w:r>
+        <w:t xml:space="preserve"> </w:t>
+      </w:r>
+      <w:r>
+        <w:t xml:space="preserve">is </w:t>
+      </w:r>
+      <w:r>
+        <w:t xml:space="preserve">the correlation the </w:t>
+      </w:r>
+      <w:r>
+        <w:t>strongest</w:t>
+      </w:r>
+      <w:r>
+        <w:t xml:space="preserve">? </w:t>
+      </w:r>
+      <w:r>
+        <w:t>Report the correlation.</w:t>
       </w:r>
     </w:p>
     <w:p>
       <w:pPr>
         <w:pStyle w:val="ListParagraph"/>
-        <w:ind w:firstLine="360"/>
-      </w:pPr>
-    </w:p>
-    <w:p>
-      <w:pPr>
-        <w:pStyle w:val="ListParagraph"/>
-        <w:ind w:firstLine="360"/>
+        <w:ind w:left="360"/>
       </w:pPr>
     </w:p>
     <w:p>
@@ -2333,15 +2871,32 @@
         </w:numPr>
       </w:pPr>
       <w:r>
-        <w:t xml:space="preserve">Also, between which putt variable and success variable is the correlation the </w:t>
+        <w:t>Also,</w:t>
+      </w:r>
+      <w:r>
+        <w:t xml:space="preserve"> between </w:t>
       </w:r>
       <w:proofErr w:type="gramStart"/>
       <w:r>
-        <w:t>strongest?</w:t>
+        <w:t>which putt</w:t>
       </w:r>
       <w:proofErr w:type="gramEnd"/>
       <w:r>
-        <w:t xml:space="preserve"> Report the correlation.</w:t>
+        <w:t xml:space="preserve"> variable and success variable is the correlation the </w:t>
+      </w:r>
+      <w:proofErr w:type="gramStart"/>
+      <w:r>
+        <w:t>strongest</w:t>
+      </w:r>
+      <w:r>
+        <w:t>?</w:t>
+      </w:r>
+      <w:proofErr w:type="gramEnd"/>
+      <w:r>
+        <w:t xml:space="preserve"> Report the correlation</w:t>
+      </w:r>
+      <w:r>
+        <w:t>.</w:t>
       </w:r>
     </w:p>
     <w:p>
@@ -2371,11 +2926,45 @@
         </w:numPr>
       </w:pPr>
       <w:r>
-        <w:t>Write a brief interpretation of the correlation between the drive variable and success variable and the correlation between the putt variable and success variable that you found in #4.</w:t>
+        <w:t xml:space="preserve">Write a brief interpretation of the </w:t>
+      </w:r>
+      <w:r>
+        <w:t xml:space="preserve">direction of association </w:t>
+      </w:r>
+      <w:r>
+        <w:t xml:space="preserve">between the drive variable and success variable </w:t>
+      </w:r>
+      <w:r>
+        <w:t xml:space="preserve">you found in 4(a) </w:t>
+      </w:r>
+      <w:proofErr w:type="gramStart"/>
+      <w:r>
+        <w:t xml:space="preserve">and </w:t>
+      </w:r>
+      <w:r>
+        <w:t>also</w:t>
+      </w:r>
+      <w:proofErr w:type="gramEnd"/>
+      <w:r>
+        <w:t xml:space="preserve"> </w:t>
+      </w:r>
+      <w:r>
+        <w:t xml:space="preserve">between the putt variable and success variable </w:t>
+      </w:r>
+      <w:r>
+        <w:t>in</w:t>
+      </w:r>
+      <w:r>
+        <w:t xml:space="preserve"> </w:t>
+      </w:r>
+      <w:r>
+        <w:t>4(b)</w:t>
+      </w:r>
+      <w:r>
+        <w:t>.</w:t>
       </w:r>
     </w:p>
-    <w:p/>
-    <w:p/>
+    <w:bookmarkEnd w:id="2"/>
     <w:p/>
     <w:p/>
     <w:p/>
@@ -2390,8 +2979,15 @@
           <w:numId w:val="1"/>
         </w:numPr>
       </w:pPr>
-      <w:r>
-        <w:t xml:space="preserve">Overall, which success variable (Points, </w:t>
+      <w:bookmarkStart w:id="3" w:name="_Hlk211954690"/>
+      <w:r>
+        <w:t xml:space="preserve">Overall, </w:t>
+      </w:r>
+      <w:r>
+        <w:t>which success variable</w:t>
+      </w:r>
+      <w:r>
+        <w:t xml:space="preserve"> (Points, </w:t>
       </w:r>
       <w:proofErr w:type="spellStart"/>
       <w:r>
@@ -2399,9 +2995,26 @@
       </w:r>
       <w:proofErr w:type="spellEnd"/>
       <w:r>
-        <w:t>, and Money) is the most predictable and why?</w:t>
+        <w:t xml:space="preserve">, and </w:t>
+      </w:r>
+      <w:r>
+        <w:t>Money) is</w:t>
+      </w:r>
+      <w:r>
+        <w:t xml:space="preserve"> the</w:t>
+      </w:r>
+      <w:r>
+        <w:t xml:space="preserve"> most predictable</w:t>
+      </w:r>
+      <w:r>
+        <w:t xml:space="preserve"> </w:t>
+      </w:r>
+      <w:r>
+        <w:t xml:space="preserve">by driving and putting results? Explain why you made this choice. </w:t>
       </w:r>
     </w:p>
+    <w:p/>
+    <w:p/>
     <w:p/>
     <w:p/>
     <w:p/>
@@ -2414,12 +3027,36 @@
         </w:numPr>
       </w:pPr>
       <w:r>
-        <w:t>In general, what is a better indicator of success, a player’s ability to drive a golf ball or their ability to putt a golf ball? Why do you think this?</w:t>
-      </w:r>
+        <w:t xml:space="preserve">In </w:t>
+      </w:r>
+      <w:r>
+        <w:t>general</w:t>
+      </w:r>
+      <w:r>
+        <w:t>, what is a better</w:t>
+      </w:r>
+      <w:r>
+        <w:t xml:space="preserve"> indicator</w:t>
+      </w:r>
+      <w:r>
+        <w:t xml:space="preserve"> of success, </w:t>
+      </w:r>
+      <w:r>
+        <w:t xml:space="preserve">a player’s ability to drive a golf ball or their ability to </w:t>
+      </w:r>
+      <w:proofErr w:type="gramStart"/>
+      <w:r>
+        <w:t>putt</w:t>
+      </w:r>
+      <w:proofErr w:type="gramEnd"/>
+      <w:r>
+        <w:t xml:space="preserve"> a golf ball</w:t>
+      </w:r>
+      <w:r>
+        <w:t>? Why do you think this?</w:t>
+      </w:r>
+      <w:bookmarkEnd w:id="3"/>
     </w:p>
-    <w:p/>
-    <w:p/>
-    <w:p/>
     <w:sectPr>
       <w:pgSz w:w="12240" w:h="15840"/>
       <w:pgMar w:top="1440" w:right="1440" w:bottom="1440" w:left="1440" w:header="720" w:footer="720" w:gutter="0"/>
@@ -2430,12 +3067,86 @@
 </w:document>
 </file>
 
+<file path=word/endnotes.xml><?xml version="1.0" encoding="utf-8"?>
+<w:endnotes xmlns:wpc="http://schemas.microsoft.com/office/word/2010/wordprocessingCanvas" xmlns:cx="http://schemas.microsoft.com/office/drawing/2014/chartex" xmlns:cx1="http://schemas.microsoft.com/office/drawing/2015/9/8/chartex" xmlns:cx2="http://schemas.microsoft.com/office/drawing/2015/10/21/chartex" xmlns:cx3="http://schemas.microsoft.com/office/drawing/2016/5/9/chartex" xmlns:cx4="http://schemas.microsoft.com/office/drawing/2016/5/10/chartex" xmlns:cx5="http://schemas.microsoft.com/office/drawing/2016/5/11/chartex" xmlns:cx6="http://schemas.microsoft.com/office/drawing/2016/5/12/chartex" xmlns:cx7="http://schemas.microsoft.com/office/drawing/2016/5/13/chartex" xmlns:cx8="http://schemas.microsoft.com/office/drawing/2016/5/14/chartex" xmlns:mc="http://schemas.openxmlformats.org/markup-compatibility/2006" xmlns:aink="http://schemas.microsoft.com/office/drawing/2016/ink" xmlns:am3d="http://schemas.microsoft.com/office/drawing/2017/model3d" xmlns:o="urn:schemas-microsoft-com:office:office" xmlns:oel="http://schemas.microsoft.com/office/2019/extlst" xmlns:r="http://schemas.openxmlformats.org/officeDocument/2006/relationships" xmlns:m="http://schemas.openxmlformats.org/officeDocument/2006/math" xmlns:v="urn:schemas-microsoft-com:vml" xmlns:wp14="http://schemas.microsoft.com/office/word/2010/wordprocessingDrawing" xmlns:wp="http://schemas.openxmlformats.org/drawingml/2006/wordprocessingDrawing" xmlns:w10="urn:schemas-microsoft-com:office:word" xmlns:w="http://schemas.openxmlformats.org/wordprocessingml/2006/main" xmlns:w14="http://schemas.microsoft.com/office/word/2010/wordml" xmlns:w15="http://schemas.microsoft.com/office/word/2012/wordml" xmlns:w16cex="http://schemas.microsoft.com/office/word/2018/wordml/cex" xmlns:w16cid="http://schemas.microsoft.com/office/word/2016/wordml/cid" xmlns:w16="http://schemas.microsoft.com/office/word/2018/wordml" xmlns:w16du="http://schemas.microsoft.com/office/word/2023/wordml/word16du" xmlns:w16sdtdh="http://schemas.microsoft.com/office/word/2020/wordml/sdtdatahash" xmlns:w16sdtfl="http://schemas.microsoft.com/office/word/2024/wordml/sdtformatlock" xmlns:w16se="http://schemas.microsoft.com/office/word/2015/wordml/symex" xmlns:wpg="http://schemas.microsoft.com/office/word/2010/wordprocessingGroup" xmlns:wpi="http://schemas.microsoft.com/office/word/2010/wordprocessingInk" xmlns:wne="http://schemas.microsoft.com/office/word/2006/wordml" xmlns:wps="http://schemas.microsoft.com/office/word/2010/wordprocessingShape" mc:Ignorable="w14 w15 w16se w16cid w16 w16cex w16sdtdh w16sdtfl w16du wp14">
+  <w:endnote w:type="separator" w:id="-1">
+    <w:p>
+      <w:pPr>
+        <w:spacing w:after="0" w:line="240" w:lineRule="auto"/>
+      </w:pPr>
+      <w:r>
+        <w:separator/>
+      </w:r>
+    </w:p>
+  </w:endnote>
+  <w:endnote w:type="continuationSeparator" w:id="0">
+    <w:p>
+      <w:pPr>
+        <w:spacing w:after="0" w:line="240" w:lineRule="auto"/>
+      </w:pPr>
+      <w:r>
+        <w:continuationSeparator/>
+      </w:r>
+    </w:p>
+  </w:endnote>
+</w:endnotes>
+</file>
+
+<file path=word/footnotes.xml><?xml version="1.0" encoding="utf-8"?>
+<w:footnotes xmlns:wpc="http://schemas.microsoft.com/office/word/2010/wordprocessingCanvas" xmlns:cx="http://schemas.microsoft.com/office/drawing/2014/chartex" xmlns:cx1="http://schemas.microsoft.com/office/drawing/2015/9/8/chartex" xmlns:cx2="http://schemas.microsoft.com/office/drawing/2015/10/21/chartex" xmlns:cx3="http://schemas.microsoft.com/office/drawing/2016/5/9/chartex" xmlns:cx4="http://schemas.microsoft.com/office/drawing/2016/5/10/chartex" xmlns:cx5="http://schemas.microsoft.com/office/drawing/2016/5/11/chartex" xmlns:cx6="http://schemas.microsoft.com/office/drawing/2016/5/12/chartex" xmlns:cx7="http://schemas.microsoft.com/office/drawing/2016/5/13/chartex" xmlns:cx8="http://schemas.microsoft.com/office/drawing/2016/5/14/chartex" xmlns:mc="http://schemas.openxmlformats.org/markup-compatibility/2006" xmlns:aink="http://schemas.microsoft.com/office/drawing/2016/ink" xmlns:am3d="http://schemas.microsoft.com/office/drawing/2017/model3d" xmlns:o="urn:schemas-microsoft-com:office:office" xmlns:oel="http://schemas.microsoft.com/office/2019/extlst" xmlns:r="http://schemas.openxmlformats.org/officeDocument/2006/relationships" xmlns:m="http://schemas.openxmlformats.org/officeDocument/2006/math" xmlns:v="urn:schemas-microsoft-com:vml" xmlns:wp14="http://schemas.microsoft.com/office/word/2010/wordprocessingDrawing" xmlns:wp="http://schemas.openxmlformats.org/drawingml/2006/wordprocessingDrawing" xmlns:w10="urn:schemas-microsoft-com:office:word" xmlns:w="http://schemas.openxmlformats.org/wordprocessingml/2006/main" xmlns:w14="http://schemas.microsoft.com/office/word/2010/wordml" xmlns:w15="http://schemas.microsoft.com/office/word/2012/wordml" xmlns:w16cex="http://schemas.microsoft.com/office/word/2018/wordml/cex" xmlns:w16cid="http://schemas.microsoft.com/office/word/2016/wordml/cid" xmlns:w16="http://schemas.microsoft.com/office/word/2018/wordml" xmlns:w16du="http://schemas.microsoft.com/office/word/2023/wordml/word16du" xmlns:w16sdtdh="http://schemas.microsoft.com/office/word/2020/wordml/sdtdatahash" xmlns:w16sdtfl="http://schemas.microsoft.com/office/word/2024/wordml/sdtformatlock" xmlns:w16se="http://schemas.microsoft.com/office/word/2015/wordml/symex" xmlns:wpg="http://schemas.microsoft.com/office/word/2010/wordprocessingGroup" xmlns:wpi="http://schemas.microsoft.com/office/word/2010/wordprocessingInk" xmlns:wne="http://schemas.microsoft.com/office/word/2006/wordml" xmlns:wps="http://schemas.microsoft.com/office/word/2010/wordprocessingShape" mc:Ignorable="w14 w15 w16se w16cid w16 w16cex w16sdtdh w16sdtfl w16du wp14">
+  <w:footnote w:type="separator" w:id="-1">
+    <w:p>
+      <w:pPr>
+        <w:spacing w:after="0" w:line="240" w:lineRule="auto"/>
+      </w:pPr>
+      <w:r>
+        <w:separator/>
+      </w:r>
+    </w:p>
+  </w:footnote>
+  <w:footnote w:type="continuationSeparator" w:id="0">
+    <w:p>
+      <w:pPr>
+        <w:spacing w:after="0" w:line="240" w:lineRule="auto"/>
+      </w:pPr>
+      <w:r>
+        <w:continuationSeparator/>
+      </w:r>
+    </w:p>
+  </w:footnote>
+  <w:footnote w:id="1">
+    <w:p>
+      <w:pPr>
+        <w:pStyle w:val="FootnoteText"/>
+      </w:pPr>
+      <w:r>
+        <w:rPr>
+          <w:rStyle w:val="FootnoteReference"/>
+        </w:rPr>
+        <w:footnoteRef/>
+      </w:r>
+      <w:r>
+        <w:t xml:space="preserve"> To compute strokes gained a player’s performance is compared to what an average player does. For example, pro players who are on the green 10 feet from the hole might average 1.61 putts to get the ball in the hole.  If a player makes a putt from 10 feet, they  gain 1.61-1=0.61 strokes putting.  If they miss the first putt and make the second they will “gain”  1.61-2=-0.39 strokes putting (which is </w:t>
+      </w:r>
+      <w:proofErr w:type="gramStart"/>
+      <w:r>
+        <w:t>actually a</w:t>
+      </w:r>
+      <w:proofErr w:type="gramEnd"/>
+      <w:r>
+        <w:t xml:space="preserve"> loss). . </w:t>
+      </w:r>
+    </w:p>
+  </w:footnote>
+</w:footnotes>
+</file>
+
 <file path=word/numbering.xml><?xml version="1.0" encoding="utf-8"?>
-<w:numbering xmlns:wpc="http://schemas.microsoft.com/office/word/2010/wordprocessingCanvas" xmlns:cx="http://schemas.microsoft.com/office/drawing/2014/chartex" xmlns:cx1="http://schemas.microsoft.com/office/drawing/2015/9/8/chartex" xmlns:cx2="http://schemas.microsoft.com/office/drawing/2015/10/21/chartex" xmlns:cx3="http://schemas.microsoft.com/office/drawing/2016/5/9/chartex" xmlns:cx4="http://schemas.microsoft.com/office/drawing/2016/5/10/chartex" xmlns:cx5="http://schemas.microsoft.com/office/drawing/2016/5/11/chartex" xmlns:cx6="http://schemas.microsoft.com/office/drawing/2016/5/12/chartex" xmlns:cx7="http://schemas.microsoft.com/office/drawing/2016/5/13/chartex" xmlns:cx8="http://schemas.microsoft.com/office/drawing/2016/5/14/chartex" xmlns:mc="http://schemas.openxmlformats.org/markup-compatibility/2006" xmlns:aink="http://schemas.microsoft.com/office/drawing/2016/ink" xmlns:am3d="http://schemas.microsoft.com/office/drawing/2017/model3d" xmlns:o="urn:schemas-microsoft-com:office:office" xmlns:oel="http://schemas.microsoft.com/office/2019/extlst" xmlns:r="http://schemas.openxmlformats.org/officeDocument/2006/relationships" xmlns:m="http://schemas.openxmlformats.org/officeDocument/2006/math" xmlns:v="urn:schemas-microsoft-com:vml" xmlns:wp14="http://schemas.microsoft.com/office/word/2010/wordprocessingDrawing" xmlns:wp="http://schemas.openxmlformats.org/drawingml/2006/wordprocessingDrawing" xmlns:w10="urn:schemas-microsoft-com:office:word" xmlns:w="http://schemas.openxmlformats.org/wordprocessingml/2006/main" xmlns:w14="http://schemas.microsoft.com/office/word/2010/wordml" xmlns:w15="http://schemas.microsoft.com/office/word/2012/wordml" xmlns:w16cex="http://schemas.microsoft.com/office/word/2018/wordml/cex" xmlns:w16cid="http://schemas.microsoft.com/office/word/2016/wordml/cid" xmlns:w16="http://schemas.microsoft.com/office/word/2018/wordml" xmlns:w16du="http://schemas.microsoft.com/office/word/2023/wordml/word16du" xmlns:w16sdtdh="http://schemas.microsoft.com/office/word/2020/wordml/sdtdatahash" xmlns:w16se="http://schemas.microsoft.com/office/word/2015/wordml/symex" xmlns:wpg="http://schemas.microsoft.com/office/word/2010/wordprocessingGroup" xmlns:wpi="http://schemas.microsoft.com/office/word/2010/wordprocessingInk" xmlns:wne="http://schemas.microsoft.com/office/word/2006/wordml" xmlns:wps="http://schemas.microsoft.com/office/word/2010/wordprocessingShape" mc:Ignorable="w14 w15 w16se w16cid w16 w16cex w16sdtdh wp14">
+<w:numbering xmlns:wpc="http://schemas.microsoft.com/office/word/2010/wordprocessingCanvas" xmlns:cx="http://schemas.microsoft.com/office/drawing/2014/chartex" xmlns:cx1="http://schemas.microsoft.com/office/drawing/2015/9/8/chartex" xmlns:cx2="http://schemas.microsoft.com/office/drawing/2015/10/21/chartex" xmlns:cx3="http://schemas.microsoft.com/office/drawing/2016/5/9/chartex" xmlns:cx4="http://schemas.microsoft.com/office/drawing/2016/5/10/chartex" xmlns:cx5="http://schemas.microsoft.com/office/drawing/2016/5/11/chartex" xmlns:cx6="http://schemas.microsoft.com/office/drawing/2016/5/12/chartex" xmlns:cx7="http://schemas.microsoft.com/office/drawing/2016/5/13/chartex" xmlns:cx8="http://schemas.microsoft.com/office/drawing/2016/5/14/chartex" xmlns:mc="http://schemas.openxmlformats.org/markup-compatibility/2006" xmlns:aink="http://schemas.microsoft.com/office/drawing/2016/ink" xmlns:am3d="http://schemas.microsoft.com/office/drawing/2017/model3d" xmlns:o="urn:schemas-microsoft-com:office:office" xmlns:oel="http://schemas.microsoft.com/office/2019/extlst" xmlns:r="http://schemas.openxmlformats.org/officeDocument/2006/relationships" xmlns:m="http://schemas.openxmlformats.org/officeDocument/2006/math" xmlns:v="urn:schemas-microsoft-com:vml" xmlns:wp14="http://schemas.microsoft.com/office/word/2010/wordprocessingDrawing" xmlns:wp="http://schemas.openxmlformats.org/drawingml/2006/wordprocessingDrawing" xmlns:w10="urn:schemas-microsoft-com:office:word" xmlns:w="http://schemas.openxmlformats.org/wordprocessingml/2006/main" xmlns:w14="http://schemas.microsoft.com/office/word/2010/wordml" xmlns:w15="http://schemas.microsoft.com/office/word/2012/wordml" xmlns:w16cex="http://schemas.microsoft.com/office/word/2018/wordml/cex" xmlns:w16cid="http://schemas.microsoft.com/office/word/2016/wordml/cid" xmlns:w16="http://schemas.microsoft.com/office/word/2018/wordml" xmlns:w16du="http://schemas.microsoft.com/office/word/2023/wordml/word16du" xmlns:w16sdtdh="http://schemas.microsoft.com/office/word/2020/wordml/sdtdatahash" xmlns:w16sdtfl="http://schemas.microsoft.com/office/word/2024/wordml/sdtformatlock" xmlns:w16se="http://schemas.microsoft.com/office/word/2015/wordml/symex" xmlns:wpg="http://schemas.microsoft.com/office/word/2010/wordprocessingGroup" xmlns:wpi="http://schemas.microsoft.com/office/word/2010/wordprocessingInk" xmlns:wne="http://schemas.microsoft.com/office/word/2006/wordml" xmlns:wps="http://schemas.microsoft.com/office/word/2010/wordprocessingShape" mc:Ignorable="w14 w15 w16se w16cid w16 w16cex w16sdtdh w16sdtfl w16du wp14">
   <w:abstractNum w:abstractNumId="0" w15:restartNumberingAfterBreak="0">
     <w:nsid w:val="530773AC"/>
     <w:multiLevelType w:val="hybridMultilevel"/>
-    <w:tmpl w:val="3A02B6B4"/>
+    <w:tmpl w:val="12AA51B0"/>
     <w:lvl w:ilvl="0" w:tplc="0409000F">
       <w:start w:val="1"/>
       <w:numFmt w:val="decimal"/>
@@ -2521,44 +3232,14 @@
       </w:pPr>
     </w:lvl>
   </w:abstractNum>
-  <w:num w:numId="1" w16cid:durableId="2099977534">
+  <w:num w:numId="1" w16cid:durableId="1544444756">
     <w:abstractNumId w:val="0"/>
-  </w:num>
-  <w:num w:numId="2" w16cid:durableId="402683670">
-    <w:abstractNumId w:val="0"/>
-    <w:lvlOverride w:ilvl="0">
-      <w:startOverride w:val="1"/>
-    </w:lvlOverride>
-    <w:lvlOverride w:ilvl="1">
-      <w:startOverride w:val="1"/>
-    </w:lvlOverride>
-    <w:lvlOverride w:ilvl="2">
-      <w:startOverride w:val="1"/>
-    </w:lvlOverride>
-    <w:lvlOverride w:ilvl="3">
-      <w:startOverride w:val="1"/>
-    </w:lvlOverride>
-    <w:lvlOverride w:ilvl="4">
-      <w:startOverride w:val="1"/>
-    </w:lvlOverride>
-    <w:lvlOverride w:ilvl="5">
-      <w:startOverride w:val="1"/>
-    </w:lvlOverride>
-    <w:lvlOverride w:ilvl="6">
-      <w:startOverride w:val="1"/>
-    </w:lvlOverride>
-    <w:lvlOverride w:ilvl="7">
-      <w:startOverride w:val="1"/>
-    </w:lvlOverride>
-    <w:lvlOverride w:ilvl="8">
-      <w:startOverride w:val="1"/>
-    </w:lvlOverride>
   </w:num>
 </w:numbering>
 </file>
 
 <file path=word/styles.xml><?xml version="1.0" encoding="utf-8"?>
-<w:styles xmlns:mc="http://schemas.openxmlformats.org/markup-compatibility/2006" xmlns:r="http://schemas.openxmlformats.org/officeDocument/2006/relationships" xmlns:w="http://schemas.openxmlformats.org/wordprocessingml/2006/main" xmlns:w14="http://schemas.microsoft.com/office/word/2010/wordml" xmlns:w15="http://schemas.microsoft.com/office/word/2012/wordml" xmlns:w16cex="http://schemas.microsoft.com/office/word/2018/wordml/cex" xmlns:w16cid="http://schemas.microsoft.com/office/word/2016/wordml/cid" xmlns:w16="http://schemas.microsoft.com/office/word/2018/wordml" xmlns:w16sdtdh="http://schemas.microsoft.com/office/word/2020/wordml/sdtdatahash" xmlns:w16se="http://schemas.microsoft.com/office/word/2015/wordml/symex" mc:Ignorable="w14 w15 w16se w16cid w16 w16cex w16sdtdh">
+<w:styles xmlns:mc="http://schemas.openxmlformats.org/markup-compatibility/2006" xmlns:r="http://schemas.openxmlformats.org/officeDocument/2006/relationships" xmlns:w="http://schemas.openxmlformats.org/wordprocessingml/2006/main" xmlns:w14="http://schemas.microsoft.com/office/word/2010/wordml" xmlns:w15="http://schemas.microsoft.com/office/word/2012/wordml" xmlns:w16cex="http://schemas.microsoft.com/office/word/2018/wordml/cex" xmlns:w16cid="http://schemas.microsoft.com/office/word/2016/wordml/cid" xmlns:w16="http://schemas.microsoft.com/office/word/2018/wordml" xmlns:w16du="http://schemas.microsoft.com/office/word/2023/wordml/word16du" xmlns:w16sdtdh="http://schemas.microsoft.com/office/word/2020/wordml/sdtdatahash" xmlns:w16sdtfl="http://schemas.microsoft.com/office/word/2024/wordml/sdtformatlock" xmlns:w16se="http://schemas.microsoft.com/office/word/2015/wordml/symex" mc:Ignorable="w14 w15 w16se w16cid w16 w16cex w16sdtdh w16sdtfl w16du">
   <w:docDefaults>
     <w:rPrDefault>
       <w:rPr>
@@ -2957,10 +3638,7 @@
   <w:style w:type="paragraph" w:default="1" w:styleId="Normal">
     <w:name w:val="Normal"/>
     <w:qFormat/>
-    <w:rsid w:val="00EF3AD7"/>
-    <w:pPr>
-      <w:spacing w:line="256" w:lineRule="auto"/>
-    </w:pPr>
+    <w:rsid w:val="00923876"/>
   </w:style>
   <w:style w:type="character" w:default="1" w:styleId="DefaultParagraphFont">
     <w:name w:val="Default Paragraph Font"/>
@@ -2994,9 +3672,8 @@
     <w:basedOn w:val="Normal"/>
     <w:uiPriority w:val="34"/>
     <w:qFormat/>
-    <w:rsid w:val="006F6558"/>
+    <w:rsid w:val="00923876"/>
     <w:pPr>
-      <w:spacing w:line="259" w:lineRule="auto"/>
       <w:ind w:left="720"/>
       <w:contextualSpacing/>
     </w:pPr>
@@ -3005,12 +3682,11 @@
     <w:name w:val="Table Grid"/>
     <w:basedOn w:val="TableNormal"/>
     <w:uiPriority w:val="39"/>
-    <w:rsid w:val="00EF3AD7"/>
+    <w:rsid w:val="00371ACB"/>
     <w:pPr>
       <w:spacing w:after="0" w:line="240" w:lineRule="auto"/>
     </w:pPr>
     <w:tblPr>
-      <w:tblInd w:w="0" w:type="nil"/>
       <w:tblBorders>
         <w:top w:val="single" w:sz="4" w:space="0" w:color="auto"/>
         <w:left w:val="single" w:sz="4" w:space="0" w:color="auto"/>
@@ -3020,6 +3696,45 @@
         <w:insideV w:val="single" w:sz="4" w:space="0" w:color="auto"/>
       </w:tblBorders>
     </w:tblPr>
+  </w:style>
+  <w:style w:type="paragraph" w:styleId="FootnoteText">
+    <w:name w:val="footnote text"/>
+    <w:basedOn w:val="Normal"/>
+    <w:link w:val="FootnoteTextChar"/>
+    <w:uiPriority w:val="99"/>
+    <w:semiHidden/>
+    <w:unhideWhenUsed/>
+    <w:rsid w:val="009E7F12"/>
+    <w:pPr>
+      <w:spacing w:after="0" w:line="240" w:lineRule="auto"/>
+    </w:pPr>
+    <w:rPr>
+      <w:sz w:val="20"/>
+      <w:szCs w:val="20"/>
+    </w:rPr>
+  </w:style>
+  <w:style w:type="character" w:customStyle="1" w:styleId="FootnoteTextChar">
+    <w:name w:val="Footnote Text Char"/>
+    <w:basedOn w:val="DefaultParagraphFont"/>
+    <w:link w:val="FootnoteText"/>
+    <w:uiPriority w:val="99"/>
+    <w:semiHidden/>
+    <w:rsid w:val="009E7F12"/>
+    <w:rPr>
+      <w:sz w:val="20"/>
+      <w:szCs w:val="20"/>
+    </w:rPr>
+  </w:style>
+  <w:style w:type="character" w:styleId="FootnoteReference">
+    <w:name w:val="footnote reference"/>
+    <w:basedOn w:val="DefaultParagraphFont"/>
+    <w:uiPriority w:val="99"/>
+    <w:semiHidden/>
+    <w:unhideWhenUsed/>
+    <w:rsid w:val="009E7F12"/>
+    <w:rPr>
+      <w:vertAlign w:val="superscript"/>
+    </w:rPr>
   </w:style>
 </w:styles>
 </file>
@@ -3317,4 +4032,16 @@
     </a:ext>
   </a:extLst>
 </a:theme>
+</file>
+
+<file path=customXml/item1.xml><?xml version="1.0" encoding="utf-8"?>
+<b:Sources xmlns:b="http://schemas.openxmlformats.org/officeDocument/2006/bibliography" xmlns="http://schemas.openxmlformats.org/officeDocument/2006/bibliography" SelectedStyle="\APASixthEditionOfficeOnline.xsl" StyleName="APA" Version="6"/>
+</file>
+
+<file path=customXml/itemProps1.xml><?xml version="1.0" encoding="utf-8"?>
+<ds:datastoreItem xmlns:ds="http://schemas.openxmlformats.org/officeDocument/2006/customXml" ds:itemID="{503A01B1-7177-4BEE-A44A-5A9D8CC89A1F}">
+  <ds:schemaRefs>
+    <ds:schemaRef ds:uri="http://schemas.openxmlformats.org/officeDocument/2006/bibliography"/>
+  </ds:schemaRefs>
+</ds:datastoreItem>
 </file>